--- a/docs/Pre_course_checklist_3day.docx
+++ b/docs/Pre_course_checklist_3day.docx
@@ -106,7 +106,7 @@
           <w:sz w:val="19"/>
           <w:szCs w:val="19"/>
         </w:rPr>
-        <w:t xml:space="preserve">`nupco-1` for the first group, **`nupco-2` for the second**. See section J; this is the one that cannot be fixed afterwards.</w:t>
+        <w:t xml:space="preserve">`nupco1` for the first group, **`nupco2` for the second**. See section J; this is the one that cannot be fixed afterwards.</w:t>
       </w:r>
     </w:p>
     <w:p>
@@ -1828,7 +1828,7 @@
           <w:sz w:val="21"/>
           <w:szCs w:val="21"/>
         </w:rPr>
-        <w:t xml:space="preserve">Both cohorts run on the same service. `COHORT` is read once when the service starts. If it still says `nupco-1` on 13 September, the second cohort's rows land under the first cohort's label, and there is nothing to separate them by afterwards: no identifiers, no linkage, nothing. The two datasets become one and stay one.</w:t>
+        <w:t xml:space="preserve">Both cohorts run on the same service. `COHORT` is read once when the service starts. If it still says `nupco1` on 13 September, the second cohort's rows land under the first cohort's label, and there is nothing to separate them by afterwards: no identifiers, no linkage, nothing. The two datasets become one and stay one.</w:t>
       </w:r>
     </w:p>
     <w:p>
@@ -1894,7 +1894,7 @@
           <w:sz w:val="21"/>
           <w:szCs w:val="21"/>
         </w:rPr>
-        <w:t xml:space="preserve">Change `COHORT` to `nupco-2` in Render, and redeploy.</w:t>
+        <w:t xml:space="preserve">Change `COHORT` to `nupco2` in Render, and redeploy.</w:t>
       </w:r>
     </w:p>
     <w:p>
@@ -1936,7 +1936,7 @@
           <w:sz w:val="21"/>
           <w:szCs w:val="21"/>
         </w:rPr>
-        <w:t xml:space="preserve"> that the header now reads `nupco-2` and the counts are zero. If it shows the first cohort's counts, the change did not take.</w:t>
+        <w:t xml:space="preserve"> that the header now reads `nupco2` and the counts are zero. If it shows the first cohort's counts, the change did not take.</w:t>
       </w:r>
     </w:p>
     <w:p>
